--- a/resources/week-05/W5L3 - F1 Website - Page Content - Extension (Above).docx
+++ b/resources/week-05/W5L3 - F1 Website - Page Content - Extension (Above).docx
@@ -150,7 +150,7 @@
           <w:i w:val="0"/>
           <w:sz w:val="22"/>
         </w:rPr>
-        <w:t>Build an F1 website with 4 pages. Below is what goes on each page. You write the HTML: choose the right tag for each part, save each file with its file name, and open it in the browser.</w:t>
+        <w:t>Build an F1 website with 4 pages and connect them with hyperlinks. Below is what goes on each page. You write the HTML: choose the right tag for each part, save each file with its file name, and test every link in the browser.</w:t>
       </w:r>
     </w:p>
     <w:p>
@@ -165,6 +165,188 @@
           <w:sz w:val="20"/>
         </w:rPr>
         <w:t>Remember: every page needs the full HTML skeleton, with the tab title inside &lt;title&gt;.</w:t>
+      </w:r>
+    </w:p>
+    <w:tbl>
+      <w:tblPr>
+        <w:tblW w:type="auto" w:w="0"/>
+        <w:jc w:val="center"/>
+        <w:tblLayout w:type="fixed"/>
+        <w:tblLook w:firstColumn="1" w:firstRow="1" w:lastColumn="0" w:lastRow="0" w:noHBand="0" w:noVBand="1" w:val="04A0"/>
+        <w:tblBorders>
+          <w:top w:val="single" w:color="156082" w:sz="8"/>
+          <w:left w:val="single" w:color="156082" w:sz="8"/>
+          <w:bottom w:val="single" w:color="156082" w:sz="8"/>
+          <w:right w:val="single" w:color="156082" w:sz="8"/>
+          <w:insideH w:val="single" w:color="156082" w:sz="8"/>
+          <w:insideV w:val="single" w:color="156082" w:sz="8"/>
+        </w:tblBorders>
+      </w:tblPr>
+      <w:tblGrid>
+        <w:gridCol w:w="9360"/>
+      </w:tblGrid>
+      <w:tr>
+        <w:tc>
+          <w:tcPr>
+            <w:tcW w:type="dxa" w:w="9360"/>
+            <w:shd w:val="clear" w:color="auto" w:fill="E8F1F8"/>
+            <w:tcMar>
+              <w:top w:w="90" w:type="dxa"/>
+              <w:left w:w="140" w:type="dxa"/>
+              <w:bottom w:w="90" w:type="dxa"/>
+              <w:right w:w="140" w:type="dxa"/>
+            </w:tcMar>
+          </w:tcPr>
+          <w:p>
+            <w:pPr>
+              <w:spacing w:after="40" w:before="0"/>
+            </w:pPr>
+            <w:r>
+              <w:rPr>
+                <w:rFonts w:ascii="Times New Roman" w:hAnsi="Times New Roman" w:eastAsia="Times New Roman"/>
+                <w:b/>
+                <w:i w:val="0"/>
+                <w:color w:val="0E2841"/>
+                <w:sz w:val="22"/>
+              </w:rPr>
+              <w:t>Navigation menu</w:t>
+            </w:r>
+            <w:r>
+              <w:rPr>
+                <w:rFonts w:ascii="Times New Roman" w:hAnsi="Times New Roman" w:eastAsia="Times New Roman"/>
+                <w:b w:val="0"/>
+                <w:i/>
+                <w:color w:val="156082"/>
+                <w:sz w:val="17"/>
+              </w:rPr>
+              <w:t xml:space="preserve">   put the same menu at the top of EVERY page</w:t>
+            </w:r>
+          </w:p>
+          <w:p>
+            <w:pPr>
+              <w:spacing w:after="0" w:before="0"/>
+            </w:pPr>
+            <w:r>
+              <w:rPr>
+                <w:rFonts w:ascii="Times New Roman" w:hAnsi="Times New Roman" w:eastAsia="Times New Roman"/>
+                <w:b/>
+                <w:i w:val="0"/>
+                <w:sz w:val="19"/>
+              </w:rPr>
+              <w:t>Home</w:t>
+            </w:r>
+            <w:r>
+              <w:rPr>
+                <w:rFonts w:ascii="Consolas" w:hAnsi="Consolas" w:eastAsia="Consolas"/>
+                <w:b w:val="0"/>
+                <w:i w:val="0"/>
+                <w:color w:val="156082"/>
+                <w:sz w:val="16"/>
+              </w:rPr>
+              <w:t xml:space="preserve"> → index.html</w:t>
+            </w:r>
+            <w:r>
+              <w:rPr>
+                <w:rFonts w:ascii="Times New Roman" w:hAnsi="Times New Roman" w:eastAsia="Times New Roman"/>
+                <w:b w:val="0"/>
+                <w:i w:val="0"/>
+                <w:color w:val="999999"/>
+                <w:sz w:val="19"/>
+              </w:rPr>
+              <w:t xml:space="preserve">     |     </w:t>
+            </w:r>
+            <w:r>
+              <w:rPr>
+                <w:rFonts w:ascii="Times New Roman" w:hAnsi="Times New Roman" w:eastAsia="Times New Roman"/>
+                <w:b/>
+                <w:i w:val="0"/>
+                <w:sz w:val="19"/>
+              </w:rPr>
+              <w:t>About Us</w:t>
+            </w:r>
+            <w:r>
+              <w:rPr>
+                <w:rFonts w:ascii="Consolas" w:hAnsi="Consolas" w:eastAsia="Consolas"/>
+                <w:b w:val="0"/>
+                <w:i w:val="0"/>
+                <w:color w:val="156082"/>
+                <w:sz w:val="16"/>
+              </w:rPr>
+              <w:t xml:space="preserve"> → about.html</w:t>
+            </w:r>
+            <w:r>
+              <w:rPr>
+                <w:rFonts w:ascii="Times New Roman" w:hAnsi="Times New Roman" w:eastAsia="Times New Roman"/>
+                <w:b w:val="0"/>
+                <w:i w:val="0"/>
+                <w:color w:val="999999"/>
+                <w:sz w:val="19"/>
+              </w:rPr>
+              <w:t xml:space="preserve">     |     </w:t>
+            </w:r>
+            <w:r>
+              <w:rPr>
+                <w:rFonts w:ascii="Times New Roman" w:hAnsi="Times New Roman" w:eastAsia="Times New Roman"/>
+                <w:b/>
+                <w:i w:val="0"/>
+                <w:sz w:val="19"/>
+              </w:rPr>
+              <w:t>Contact Us</w:t>
+            </w:r>
+            <w:r>
+              <w:rPr>
+                <w:rFonts w:ascii="Consolas" w:hAnsi="Consolas" w:eastAsia="Consolas"/>
+                <w:b w:val="0"/>
+                <w:i w:val="0"/>
+                <w:color w:val="156082"/>
+                <w:sz w:val="16"/>
+              </w:rPr>
+              <w:t xml:space="preserve"> → contact.html</w:t>
+            </w:r>
+            <w:r>
+              <w:rPr>
+                <w:rFonts w:ascii="Times New Roman" w:hAnsi="Times New Roman" w:eastAsia="Times New Roman"/>
+                <w:b w:val="0"/>
+                <w:i w:val="0"/>
+                <w:color w:val="999999"/>
+                <w:sz w:val="19"/>
+              </w:rPr>
+              <w:t xml:space="preserve">     |     </w:t>
+            </w:r>
+            <w:r>
+              <w:rPr>
+                <w:rFonts w:ascii="Times New Roman" w:hAnsi="Times New Roman" w:eastAsia="Times New Roman"/>
+                <w:b/>
+                <w:i w:val="0"/>
+                <w:sz w:val="19"/>
+              </w:rPr>
+              <w:t>Vision and Mission</w:t>
+            </w:r>
+            <w:r>
+              <w:rPr>
+                <w:rFonts w:ascii="Consolas" w:hAnsi="Consolas" w:eastAsia="Consolas"/>
+                <w:b w:val="0"/>
+                <w:i w:val="0"/>
+                <w:color w:val="156082"/>
+                <w:sz w:val="16"/>
+              </w:rPr>
+              <w:t xml:space="preserve"> → vision.html</w:t>
+            </w:r>
+          </w:p>
+        </w:tc>
+      </w:tr>
+    </w:tbl>
+    <w:p>
+      <w:pPr>
+        <w:spacing w:after="80" w:before="0"/>
+      </w:pPr>
+      <w:r>
+        <w:rPr>
+          <w:rFonts w:ascii="Times New Roman" w:hAnsi="Times New Roman" w:eastAsia="Times New Roman"/>
+          <w:b w:val="0"/>
+          <w:i w:val="0"/>
+          <w:sz w:val="8"/>
+        </w:rPr>
       </w:r>
     </w:p>
     <w:tbl>
@@ -211,7 +393,7 @@
                 <w:b/>
                 <w:i w:val="0"/>
                 <w:color w:val="0E2841"/>
-                <w:sz w:val="25"/>
+                <w:sz w:val="22"/>
               </w:rPr>
               <w:t>Home page</w:t>
             </w:r>
@@ -221,7 +403,7 @@
                 <w:b w:val="0"/>
                 <w:i w:val="0"/>
                 <w:color w:val="156082"/>
-                <w:sz w:val="20"/>
+                <w:sz w:val="17"/>
               </w:rPr>
               <w:t xml:space="preserve">   file: index.html</w:t>
             </w:r>
@@ -236,7 +418,7 @@
                 <w:b w:val="0"/>
                 <w:i/>
                 <w:color w:val="555555"/>
-                <w:sz w:val="20"/>
+                <w:sz w:val="17"/>
               </w:rPr>
               <w:t xml:space="preserve">Tab title: </w:t>
             </w:r>
@@ -246,7 +428,7 @@
                 <w:b w:val="0"/>
                 <w:i/>
                 <w:color w:val="555555"/>
-                <w:sz w:val="20"/>
+                <w:sz w:val="17"/>
               </w:rPr>
               <w:t>F1 World - Home</w:t>
             </w:r>
@@ -261,7 +443,7 @@
                 <w:b/>
                 <w:i w:val="0"/>
                 <w:color w:val="156082"/>
-                <w:sz w:val="20"/>
+                <w:sz w:val="17"/>
               </w:rPr>
               <w:t xml:space="preserve">Main heading: </w:t>
             </w:r>
@@ -270,7 +452,7 @@
                 <w:rFonts w:ascii="Times New Roman" w:hAnsi="Times New Roman" w:eastAsia="Times New Roman"/>
                 <w:b w:val="0"/>
                 <w:i w:val="0"/>
-                <w:sz w:val="22"/>
+                <w:sz w:val="19"/>
               </w:rPr>
               <w:t>Welcome to F1 World</w:t>
             </w:r>
@@ -285,7 +467,7 @@
                 <w:b/>
                 <w:i w:val="0"/>
                 <w:color w:val="156082"/>
-                <w:sz w:val="20"/>
+                <w:sz w:val="17"/>
               </w:rPr>
               <w:t xml:space="preserve">Paragraph: </w:t>
             </w:r>
@@ -294,7 +476,7 @@
                 <w:rFonts w:ascii="Times New Roman" w:hAnsi="Times New Roman" w:eastAsia="Times New Roman"/>
                 <w:b w:val="0"/>
                 <w:i w:val="0"/>
-                <w:sz w:val="22"/>
+                <w:sz w:val="19"/>
               </w:rPr>
               <w:t>Formula 1 is the fastest motor racing sport in the world.</w:t>
             </w:r>
@@ -309,7 +491,7 @@
                 <w:b/>
                 <w:i w:val="0"/>
                 <w:color w:val="156082"/>
-                <w:sz w:val="20"/>
+                <w:sz w:val="17"/>
               </w:rPr>
               <w:t xml:space="preserve">Subheading: </w:t>
             </w:r>
@@ -318,7 +500,7 @@
                 <w:rFonts w:ascii="Times New Roman" w:hAnsi="Times New Roman" w:eastAsia="Times New Roman"/>
                 <w:b w:val="0"/>
                 <w:i w:val="0"/>
-                <w:sz w:val="22"/>
+                <w:sz w:val="19"/>
               </w:rPr>
               <w:t>Why we love F1</w:t>
             </w:r>
@@ -333,7 +515,7 @@
                 <w:b/>
                 <w:i w:val="0"/>
                 <w:color w:val="156082"/>
-                <w:sz w:val="20"/>
+                <w:sz w:val="17"/>
               </w:rPr>
               <w:t xml:space="preserve">Bulleted list: </w:t>
             </w:r>
@@ -348,7 +530,7 @@
                 <w:rFonts w:ascii="Times New Roman" w:hAnsi="Times New Roman" w:eastAsia="Times New Roman"/>
                 <w:b w:val="0"/>
                 <w:i w:val="0"/>
-                <w:sz w:val="22"/>
+                <w:sz w:val="19"/>
               </w:rPr>
               <w:t>•  Very fast cars</w:t>
             </w:r>
@@ -363,7 +545,7 @@
                 <w:rFonts w:ascii="Times New Roman" w:hAnsi="Times New Roman" w:eastAsia="Times New Roman"/>
                 <w:b w:val="0"/>
                 <w:i w:val="0"/>
-                <w:sz w:val="22"/>
+                <w:sz w:val="19"/>
               </w:rPr>
               <w:t>•  Skilled drivers</w:t>
             </w:r>
@@ -378,7 +560,7 @@
                 <w:rFonts w:ascii="Times New Roman" w:hAnsi="Times New Roman" w:eastAsia="Times New Roman"/>
                 <w:b w:val="0"/>
                 <w:i w:val="0"/>
-                <w:sz w:val="22"/>
+                <w:sz w:val="19"/>
               </w:rPr>
               <w:t>•  Races in many countries</w:t>
             </w:r>
@@ -393,7 +575,7 @@
                 <w:b/>
                 <w:i w:val="0"/>
                 <w:color w:val="156082"/>
-                <w:sz w:val="20"/>
+                <w:sz w:val="17"/>
               </w:rPr>
               <w:t xml:space="preserve">Paragraph: </w:t>
             </w:r>
@@ -402,9 +584,33 @@
                 <w:rFonts w:ascii="Times New Roman" w:hAnsi="Times New Roman" w:eastAsia="Times New Roman"/>
                 <w:b w:val="0"/>
                 <w:i w:val="0"/>
-                <w:sz w:val="22"/>
+                <w:sz w:val="19"/>
               </w:rPr>
               <w:t>The Abu Dhabi Grand Prix is held at Yas Marina Circuit.</w:t>
+            </w:r>
+          </w:p>
+          <w:p>
+            <w:pPr>
+              <w:spacing w:after="0" w:before="0"/>
+            </w:pPr>
+            <w:r>
+              <w:rPr>
+                <w:rFonts w:ascii="Times New Roman" w:hAnsi="Times New Roman" w:eastAsia="Times New Roman"/>
+                <w:b/>
+                <w:i w:val="0"/>
+                <w:color w:val="156082"/>
+                <w:sz w:val="17"/>
+              </w:rPr>
+              <w:t xml:space="preserve">Link, new tab: </w:t>
+            </w:r>
+            <w:r>
+              <w:rPr>
+                <w:rFonts w:ascii="Times New Roman" w:hAnsi="Times New Roman" w:eastAsia="Times New Roman"/>
+                <w:b w:val="0"/>
+                <w:i w:val="0"/>
+                <w:sz w:val="19"/>
+              </w:rPr>
+              <w:t>Official F1 website → https://www.formula1.com</w:t>
             </w:r>
           </w:p>
         </w:tc>
@@ -429,7 +635,7 @@
                 <w:b/>
                 <w:i w:val="0"/>
                 <w:color w:val="0E2841"/>
-                <w:sz w:val="25"/>
+                <w:sz w:val="22"/>
               </w:rPr>
               <w:t>About Us</w:t>
             </w:r>
@@ -439,7 +645,7 @@
                 <w:b w:val="0"/>
                 <w:i w:val="0"/>
                 <w:color w:val="156082"/>
-                <w:sz w:val="20"/>
+                <w:sz w:val="17"/>
               </w:rPr>
               <w:t xml:space="preserve">   file: about.html</w:t>
             </w:r>
@@ -454,7 +660,7 @@
                 <w:b w:val="0"/>
                 <w:i/>
                 <w:color w:val="555555"/>
-                <w:sz w:val="20"/>
+                <w:sz w:val="17"/>
               </w:rPr>
               <w:t xml:space="preserve">Tab title: </w:t>
             </w:r>
@@ -464,7 +670,7 @@
                 <w:b w:val="0"/>
                 <w:i/>
                 <w:color w:val="555555"/>
-                <w:sz w:val="20"/>
+                <w:sz w:val="17"/>
               </w:rPr>
               <w:t>F1 World - About Us</w:t>
             </w:r>
@@ -479,7 +685,7 @@
                 <w:b/>
                 <w:i w:val="0"/>
                 <w:color w:val="156082"/>
-                <w:sz w:val="20"/>
+                <w:sz w:val="17"/>
               </w:rPr>
               <w:t xml:space="preserve">Main heading: </w:t>
             </w:r>
@@ -488,7 +694,7 @@
                 <w:rFonts w:ascii="Times New Roman" w:hAnsi="Times New Roman" w:eastAsia="Times New Roman"/>
                 <w:b w:val="0"/>
                 <w:i w:val="0"/>
-                <w:sz w:val="22"/>
+                <w:sz w:val="19"/>
               </w:rPr>
               <w:t>About Us</w:t>
             </w:r>
@@ -503,7 +709,7 @@
                 <w:b/>
                 <w:i w:val="0"/>
                 <w:color w:val="156082"/>
-                <w:sz w:val="20"/>
+                <w:sz w:val="17"/>
               </w:rPr>
               <w:t xml:space="preserve">Paragraph: </w:t>
             </w:r>
@@ -512,7 +718,7 @@
                 <w:rFonts w:ascii="Times New Roman" w:hAnsi="Times New Roman" w:eastAsia="Times New Roman"/>
                 <w:b w:val="0"/>
                 <w:i w:val="0"/>
-                <w:sz w:val="22"/>
+                <w:sz w:val="19"/>
               </w:rPr>
               <w:t>We are Grade 9 students who love Formula 1.</w:t>
             </w:r>
@@ -527,7 +733,7 @@
                 <w:b/>
                 <w:i w:val="0"/>
                 <w:color w:val="156082"/>
-                <w:sz w:val="20"/>
+                <w:sz w:val="17"/>
               </w:rPr>
               <w:t xml:space="preserve">Subheading: </w:t>
             </w:r>
@@ -536,7 +742,7 @@
                 <w:rFonts w:ascii="Times New Roman" w:hAnsi="Times New Roman" w:eastAsia="Times New Roman"/>
                 <w:b w:val="0"/>
                 <w:i w:val="0"/>
-                <w:sz w:val="22"/>
+                <w:sz w:val="19"/>
               </w:rPr>
               <w:t>F1 facts</w:t>
             </w:r>
@@ -551,7 +757,7 @@
                 <w:b/>
                 <w:i w:val="0"/>
                 <w:color w:val="156082"/>
-                <w:sz w:val="20"/>
+                <w:sz w:val="17"/>
               </w:rPr>
               <w:t xml:space="preserve">Bulleted list: </w:t>
             </w:r>
@@ -566,7 +772,7 @@
                 <w:rFonts w:ascii="Times New Roman" w:hAnsi="Times New Roman" w:eastAsia="Times New Roman"/>
                 <w:b w:val="0"/>
                 <w:i w:val="0"/>
-                <w:sz w:val="22"/>
+                <w:sz w:val="19"/>
               </w:rPr>
               <w:t>•  The first F1 race was in 1950.</w:t>
             </w:r>
@@ -581,7 +787,7 @@
                 <w:rFonts w:ascii="Times New Roman" w:hAnsi="Times New Roman" w:eastAsia="Times New Roman"/>
                 <w:b w:val="0"/>
                 <w:i w:val="0"/>
-                <w:sz w:val="22"/>
+                <w:sz w:val="19"/>
               </w:rPr>
               <w:t>•  Each team has two drivers.</w:t>
             </w:r>
@@ -596,7 +802,7 @@
                 <w:rFonts w:ascii="Times New Roman" w:hAnsi="Times New Roman" w:eastAsia="Times New Roman"/>
                 <w:b w:val="0"/>
                 <w:i w:val="0"/>
-                <w:sz w:val="22"/>
+                <w:sz w:val="19"/>
               </w:rPr>
               <w:t>•  F1 cars can go faster than 300 km/h.</w:t>
             </w:r>
@@ -628,7 +834,7 @@
                 <w:b/>
                 <w:i w:val="0"/>
                 <w:color w:val="0E2841"/>
-                <w:sz w:val="25"/>
+                <w:sz w:val="22"/>
               </w:rPr>
               <w:t>Contact Us</w:t>
             </w:r>
@@ -638,7 +844,7 @@
                 <w:b w:val="0"/>
                 <w:i w:val="0"/>
                 <w:color w:val="156082"/>
-                <w:sz w:val="20"/>
+                <w:sz w:val="17"/>
               </w:rPr>
               <w:t xml:space="preserve">   file: contact.html</w:t>
             </w:r>
@@ -653,7 +859,7 @@
                 <w:b w:val="0"/>
                 <w:i/>
                 <w:color w:val="555555"/>
-                <w:sz w:val="20"/>
+                <w:sz w:val="17"/>
               </w:rPr>
               <w:t xml:space="preserve">Tab title: </w:t>
             </w:r>
@@ -663,7 +869,7 @@
                 <w:b w:val="0"/>
                 <w:i/>
                 <w:color w:val="555555"/>
-                <w:sz w:val="20"/>
+                <w:sz w:val="17"/>
               </w:rPr>
               <w:t>F1 World - Contact Us</w:t>
             </w:r>
@@ -678,7 +884,7 @@
                 <w:b/>
                 <w:i w:val="0"/>
                 <w:color w:val="156082"/>
-                <w:sz w:val="20"/>
+                <w:sz w:val="17"/>
               </w:rPr>
               <w:t xml:space="preserve">Main heading: </w:t>
             </w:r>
@@ -687,7 +893,7 @@
                 <w:rFonts w:ascii="Times New Roman" w:hAnsi="Times New Roman" w:eastAsia="Times New Roman"/>
                 <w:b w:val="0"/>
                 <w:i w:val="0"/>
-                <w:sz w:val="22"/>
+                <w:sz w:val="19"/>
               </w:rPr>
               <w:t>Contact Us</w:t>
             </w:r>
@@ -702,7 +908,7 @@
                 <w:b/>
                 <w:i w:val="0"/>
                 <w:color w:val="156082"/>
-                <w:sz w:val="20"/>
+                <w:sz w:val="17"/>
               </w:rPr>
               <w:t xml:space="preserve">Paragraph: </w:t>
             </w:r>
@@ -711,7 +917,7 @@
                 <w:rFonts w:ascii="Times New Roman" w:hAnsi="Times New Roman" w:eastAsia="Times New Roman"/>
                 <w:b w:val="0"/>
                 <w:i w:val="0"/>
-                <w:sz w:val="22"/>
+                <w:sz w:val="19"/>
               </w:rPr>
               <w:t>Do you have a question about F1? Get in touch!</w:t>
             </w:r>
@@ -726,7 +932,7 @@
                 <w:b/>
                 <w:i w:val="0"/>
                 <w:color w:val="156082"/>
-                <w:sz w:val="20"/>
+                <w:sz w:val="17"/>
               </w:rPr>
               <w:t xml:space="preserve">Bulleted list: </w:t>
             </w:r>
@@ -741,7 +947,7 @@
                 <w:rFonts w:ascii="Times New Roman" w:hAnsi="Times New Roman" w:eastAsia="Times New Roman"/>
                 <w:b w:val="0"/>
                 <w:i w:val="0"/>
-                <w:sz w:val="22"/>
+                <w:sz w:val="19"/>
               </w:rPr>
               <w:t>•  Email: f1fans@example.com</w:t>
             </w:r>
@@ -756,7 +962,7 @@
                 <w:rFonts w:ascii="Times New Roman" w:hAnsi="Times New Roman" w:eastAsia="Times New Roman"/>
                 <w:b w:val="0"/>
                 <w:i w:val="0"/>
-                <w:sz w:val="22"/>
+                <w:sz w:val="19"/>
               </w:rPr>
               <w:t>•  Phone: 04 000 0000</w:t>
             </w:r>
@@ -771,7 +977,7 @@
                 <w:rFonts w:ascii="Times New Roman" w:hAnsi="Times New Roman" w:eastAsia="Times New Roman"/>
                 <w:b w:val="0"/>
                 <w:i w:val="0"/>
-                <w:sz w:val="22"/>
+                <w:sz w:val="19"/>
               </w:rPr>
               <w:t>•  Location: Dubai, UAE</w:t>
             </w:r>
@@ -798,7 +1004,7 @@
                 <w:b/>
                 <w:i w:val="0"/>
                 <w:color w:val="0E2841"/>
-                <w:sz w:val="25"/>
+                <w:sz w:val="22"/>
               </w:rPr>
               <w:t>Vision and Mission</w:t>
             </w:r>
@@ -808,7 +1014,7 @@
                 <w:b w:val="0"/>
                 <w:i w:val="0"/>
                 <w:color w:val="156082"/>
-                <w:sz w:val="20"/>
+                <w:sz w:val="17"/>
               </w:rPr>
               <w:t xml:space="preserve">   file: vision.html</w:t>
             </w:r>
@@ -823,7 +1029,7 @@
                 <w:b w:val="0"/>
                 <w:i/>
                 <w:color w:val="555555"/>
-                <w:sz w:val="20"/>
+                <w:sz w:val="17"/>
               </w:rPr>
               <w:t xml:space="preserve">Tab title: </w:t>
             </w:r>
@@ -833,7 +1039,7 @@
                 <w:b w:val="0"/>
                 <w:i/>
                 <w:color w:val="555555"/>
-                <w:sz w:val="20"/>
+                <w:sz w:val="17"/>
               </w:rPr>
               <w:t>F1 World - Vision and Mission</w:t>
             </w:r>
@@ -848,7 +1054,7 @@
                 <w:b/>
                 <w:i w:val="0"/>
                 <w:color w:val="156082"/>
-                <w:sz w:val="20"/>
+                <w:sz w:val="17"/>
               </w:rPr>
               <w:t xml:space="preserve">Main heading: </w:t>
             </w:r>
@@ -857,7 +1063,7 @@
                 <w:rFonts w:ascii="Times New Roman" w:hAnsi="Times New Roman" w:eastAsia="Times New Roman"/>
                 <w:b w:val="0"/>
                 <w:i w:val="0"/>
-                <w:sz w:val="22"/>
+                <w:sz w:val="19"/>
               </w:rPr>
               <w:t>Vision and Mission</w:t>
             </w:r>
@@ -872,7 +1078,7 @@
                 <w:b/>
                 <w:i w:val="0"/>
                 <w:color w:val="156082"/>
-                <w:sz w:val="20"/>
+                <w:sz w:val="17"/>
               </w:rPr>
               <w:t xml:space="preserve">Subheading: </w:t>
             </w:r>
@@ -881,7 +1087,7 @@
                 <w:rFonts w:ascii="Times New Roman" w:hAnsi="Times New Roman" w:eastAsia="Times New Roman"/>
                 <w:b w:val="0"/>
                 <w:i w:val="0"/>
-                <w:sz w:val="22"/>
+                <w:sz w:val="19"/>
               </w:rPr>
               <w:t>Our Vision</w:t>
             </w:r>
@@ -896,7 +1102,7 @@
                 <w:b/>
                 <w:i w:val="0"/>
                 <w:color w:val="156082"/>
-                <w:sz w:val="20"/>
+                <w:sz w:val="17"/>
               </w:rPr>
               <w:t xml:space="preserve">Paragraph: </w:t>
             </w:r>
@@ -905,7 +1111,7 @@
                 <w:rFonts w:ascii="Times New Roman" w:hAnsi="Times New Roman" w:eastAsia="Times New Roman"/>
                 <w:b w:val="0"/>
                 <w:i w:val="0"/>
-                <w:sz w:val="22"/>
+                <w:sz w:val="19"/>
               </w:rPr>
               <w:t>To be the best place for students to learn about F1.</w:t>
             </w:r>
@@ -920,7 +1126,7 @@
                 <w:b/>
                 <w:i w:val="0"/>
                 <w:color w:val="156082"/>
-                <w:sz w:val="20"/>
+                <w:sz w:val="17"/>
               </w:rPr>
               <w:t xml:space="preserve">Subheading: </w:t>
             </w:r>
@@ -929,7 +1135,7 @@
                 <w:rFonts w:ascii="Times New Roman" w:hAnsi="Times New Roman" w:eastAsia="Times New Roman"/>
                 <w:b w:val="0"/>
                 <w:i w:val="0"/>
-                <w:sz w:val="22"/>
+                <w:sz w:val="19"/>
               </w:rPr>
               <w:t>Our Mission</w:t>
             </w:r>
@@ -944,7 +1150,7 @@
                 <w:b/>
                 <w:i w:val="0"/>
                 <w:color w:val="156082"/>
-                <w:sz w:val="20"/>
+                <w:sz w:val="17"/>
               </w:rPr>
               <w:t xml:space="preserve">Numbered list: </w:t>
             </w:r>
@@ -959,7 +1165,7 @@
                 <w:rFonts w:ascii="Times New Roman" w:hAnsi="Times New Roman" w:eastAsia="Times New Roman"/>
                 <w:b w:val="0"/>
                 <w:i w:val="0"/>
-                <w:sz w:val="22"/>
+                <w:sz w:val="19"/>
               </w:rPr>
               <w:t>1. Share simple F1 facts.</w:t>
             </w:r>
@@ -974,7 +1180,7 @@
                 <w:rFonts w:ascii="Times New Roman" w:hAnsi="Times New Roman" w:eastAsia="Times New Roman"/>
                 <w:b w:val="0"/>
                 <w:i w:val="0"/>
-                <w:sz w:val="22"/>
+                <w:sz w:val="19"/>
               </w:rPr>
               <w:t>2. Show the science in F1.</w:t>
             </w:r>
@@ -989,7 +1195,7 @@
                 <w:rFonts w:ascii="Times New Roman" w:hAnsi="Times New Roman" w:eastAsia="Times New Roman"/>
                 <w:b w:val="0"/>
                 <w:i w:val="0"/>
-                <w:sz w:val="22"/>
+                <w:sz w:val="19"/>
               </w:rPr>
               <w:t>3. Celebrate the Abu Dhabi GP.</w:t>
             </w:r>
@@ -1040,35 +1246,44 @@
     </w:p>
     <w:p>
       <w:pPr>
-        <w:spacing w:after="60" w:before="0"/>
+        <w:spacing w:after="30" w:before="0"/>
       </w:pPr>
       <w:r>
         <w:rPr>
           <w:rFonts w:ascii="Times New Roman" w:hAnsi="Times New Roman" w:eastAsia="Times New Roman"/>
           <w:b/>
           <w:i w:val="0"/>
-          <w:sz w:val="22"/>
+          <w:sz w:val="21"/>
         </w:rPr>
-        <w:t>Check your work:</w:t>
+        <w:t xml:space="preserve">Check your work:   </w:t>
+      </w:r>
+      <w:r>
+        <w:rPr>
+          <w:rFonts w:ascii="Times New Roman" w:hAnsi="Times New Roman" w:eastAsia="Times New Roman"/>
+          <w:b w:val="0"/>
+          <w:i w:val="0"/>
+          <w:sz w:val="21"/>
+        </w:rPr>
+        <w:t>☐  All 4 files have the correct names      ☐  Each page has the skeleton and its own title</w:t>
       </w:r>
     </w:p>
     <w:p>
       <w:pPr>
-        <w:spacing w:after="40" w:before="0"/>
+        <w:spacing w:after="20" w:before="0"/>
       </w:pPr>
       <w:r>
         <w:rPr>
           <w:rFonts w:ascii="Times New Roman" w:hAnsi="Times New Roman" w:eastAsia="Times New Roman"/>
           <w:b w:val="0"/>
           <w:i w:val="0"/>
-          <w:sz w:val="22"/>
+          <w:sz w:val="21"/>
         </w:rPr>
-        <w:t>☐  All 4 files have the correct names      ☐  Each page has the skeleton and its own title      ☐  Each page shows its heading and text in the browser</w:t>
+        <w:t>☐  The navigation menu is at the top of every page      ☐  Every link works when I click it</w:t>
       </w:r>
     </w:p>
     <w:sectPr>
       <w:pgSz w:w="12240" w:h="15840"/>
-      <w:pgMar w:top="864" w:right="1440" w:bottom="864" w:left="1440" w:header="720" w:footer="720" w:gutter="0"/>
+      <w:pgMar w:top="648" w:right="1440" w:bottom="648" w:left="1440" w:header="720" w:footer="720" w:gutter="0"/>
       <w:cols w:space="720"/>
       <w:docGrid w:linePitch="360"/>
     </w:sectPr>
